--- a/1_ПП.02/Документация к отчету.docx
+++ b/1_ПП.02/Документация к отчету.docx
@@ -438,31 +438,7 @@
           <w:sz w:val="28"/>
           <w:u w:val="single"/>
         </w:rPr>
-        <w:t>09.02.07</w:t>
-      </w:r>
-      <w:proofErr w:type="gramStart"/>
-      <w:r>
-        <w:rPr>
-          <w:b/>
-          <w:bCs/>
-          <w:i/>
-          <w:iCs/>
-          <w:sz w:val="28"/>
-          <w:u w:val="single"/>
-        </w:rPr>
-        <w:t xml:space="preserve">   «</w:t>
-      </w:r>
-      <w:proofErr w:type="gramEnd"/>
-      <w:r>
-        <w:rPr>
-          <w:b/>
-          <w:bCs/>
-          <w:i/>
-          <w:iCs/>
-          <w:sz w:val="28"/>
-          <w:u w:val="single"/>
-        </w:rPr>
-        <w:t>Информационные системы и программирование»</w:t>
+        <w:t>09.02.07   «Информационные системы и программирование»</w:t>
       </w:r>
       <w:r>
         <w:tab/>
@@ -617,7 +593,6 @@
         </w:rPr>
         <w:t>«</w:t>
       </w:r>
-      <w:proofErr w:type="gramStart"/>
       <w:r>
         <w:rPr>
           <w:sz w:val="28"/>
@@ -649,7 +624,6 @@
         </w:rPr>
         <w:t>марта</w:t>
       </w:r>
-      <w:proofErr w:type="gramEnd"/>
       <w:r>
         <w:rPr>
           <w:sz w:val="28"/>
@@ -715,7 +689,6 @@
         </w:rPr>
         <w:t>«</w:t>
       </w:r>
-      <w:proofErr w:type="gramStart"/>
       <w:r>
         <w:rPr>
           <w:sz w:val="28"/>
@@ -750,7 +723,6 @@
         </w:rPr>
         <w:t>апреля</w:t>
       </w:r>
-      <w:proofErr w:type="gramEnd"/>
       <w:r>
         <w:rPr>
           <w:spacing w:val="-10"/>
@@ -1082,14 +1054,12 @@
                 <w:sz w:val="28"/>
               </w:rPr>
             </w:pPr>
-            <w:proofErr w:type="spellStart"/>
             <w:r>
               <w:rPr>
                 <w:sz w:val="28"/>
               </w:rPr>
               <w:t>Руководитель</w:t>
             </w:r>
-            <w:proofErr w:type="spellEnd"/>
             <w:r>
               <w:rPr>
                 <w:spacing w:val="-7"/>
@@ -1097,14 +1067,12 @@
               </w:rPr>
               <w:t xml:space="preserve"> </w:t>
             </w:r>
-            <w:proofErr w:type="spellStart"/>
             <w:r>
               <w:rPr>
                 <w:sz w:val="28"/>
               </w:rPr>
               <w:t>практики</w:t>
             </w:r>
-            <w:proofErr w:type="spellEnd"/>
             <w:r>
               <w:rPr>
                 <w:spacing w:val="-7"/>
@@ -1112,14 +1080,12 @@
               </w:rPr>
               <w:t xml:space="preserve"> </w:t>
             </w:r>
-            <w:proofErr w:type="spellStart"/>
             <w:r>
               <w:rPr>
                 <w:sz w:val="28"/>
               </w:rPr>
               <w:t>от</w:t>
             </w:r>
-            <w:proofErr w:type="spellEnd"/>
             <w:r>
               <w:rPr>
                 <w:spacing w:val="-4"/>
@@ -1127,7 +1093,6 @@
               </w:rPr>
               <w:t xml:space="preserve"> </w:t>
             </w:r>
-            <w:proofErr w:type="spellStart"/>
             <w:r>
               <w:rPr>
                 <w:spacing w:val="-2"/>
@@ -1135,7 +1100,6 @@
               </w:rPr>
               <w:t>колледжа</w:t>
             </w:r>
-            <w:proofErr w:type="spellEnd"/>
           </w:p>
           <w:p>
             <w:pPr>
@@ -1291,21 +1255,12 @@
               </w:rPr>
               <w:t xml:space="preserve"> </w:t>
             </w:r>
-            <w:proofErr w:type="spellStart"/>
             <w:r>
               <w:rPr>
                 <w:spacing w:val="-2"/>
                 <w:sz w:val="28"/>
               </w:rPr>
-              <w:t>подпись</w:t>
-            </w:r>
-            <w:proofErr w:type="spellEnd"/>
-            <w:r>
-              <w:rPr>
-                <w:spacing w:val="-2"/>
-                <w:sz w:val="28"/>
-              </w:rPr>
-              <w:t>)</w:t>
+              <w:t>подпись)</w:t>
             </w:r>
           </w:p>
         </w:tc>
@@ -1442,7 +1397,6 @@
                 <w:sz w:val="28"/>
               </w:rPr>
             </w:pPr>
-            <w:proofErr w:type="spellStart"/>
             <w:r>
               <w:rPr>
                 <w:spacing w:val="-2"/>
@@ -1450,7 +1404,6 @@
               </w:rPr>
               <w:t>оценка</w:t>
             </w:r>
-            <w:proofErr w:type="spellEnd"/>
           </w:p>
         </w:tc>
       </w:tr>
@@ -1651,29 +1604,14 @@
           <w:sz w:val="28"/>
         </w:rPr>
         <w:tab/>
-        <w:t xml:space="preserve">              </w:t>
-      </w:r>
-      <w:proofErr w:type="gramStart"/>
-      <w:r>
-        <w:rPr>
-          <w:sz w:val="28"/>
-        </w:rPr>
-        <w:t xml:space="preserve">   </w:t>
+        <w:t xml:space="preserve">                 </w:t>
       </w:r>
       <w:r>
         <w:rPr>
           <w:sz w:val="20"/>
           <w:szCs w:val="20"/>
         </w:rPr>
-        <w:t>(</w:t>
-      </w:r>
-      <w:proofErr w:type="gramEnd"/>
-      <w:r>
-        <w:rPr>
-          <w:sz w:val="20"/>
-          <w:szCs w:val="20"/>
-        </w:rPr>
-        <w:t>подпись)</w:t>
+        <w:t>(подпись)</w:t>
       </w:r>
       <w:r>
         <w:rPr>
@@ -2382,23 +2320,7 @@
           <w:spacing w:val="-4"/>
           <w:sz w:val="16"/>
         </w:rPr>
-        <w:t xml:space="preserve"> </w:t>
-      </w:r>
-      <w:proofErr w:type="spellStart"/>
-      <w:r>
-        <w:rPr>
-          <w:spacing w:val="-4"/>
-          <w:sz w:val="16"/>
-        </w:rPr>
-        <w:t>Д.п</w:t>
-      </w:r>
-      <w:proofErr w:type="spellEnd"/>
-      <w:r>
-        <w:rPr>
-          <w:spacing w:val="-4"/>
-          <w:sz w:val="16"/>
-        </w:rPr>
-        <w:t>.)</w:t>
+        <w:t xml:space="preserve"> Д.п.)</w:t>
       </w:r>
     </w:p>
     <w:p>
@@ -2662,113 +2584,13 @@
               </w:rPr>
               <w:t xml:space="preserve">Вводный инструктаж по правилам внутреннего трудового распорядка предприятия. </w:t>
             </w:r>
-            <w:proofErr w:type="spellStart"/>
             <w:r>
               <w:rPr>
                 <w:bCs/>
                 <w:color w:val="000000"/>
                 <w:lang w:eastAsia="ru-RU" w:bidi="ru-RU"/>
               </w:rPr>
-              <w:t>Соблюдение</w:t>
-            </w:r>
-            <w:proofErr w:type="spellEnd"/>
-            <w:r>
-              <w:rPr>
-                <w:bCs/>
-                <w:color w:val="000000"/>
-                <w:lang w:eastAsia="ru-RU" w:bidi="ru-RU"/>
-              </w:rPr>
-              <w:t xml:space="preserve"> </w:t>
-            </w:r>
-            <w:proofErr w:type="spellStart"/>
-            <w:r>
-              <w:rPr>
-                <w:bCs/>
-                <w:color w:val="000000"/>
-                <w:lang w:eastAsia="ru-RU" w:bidi="ru-RU"/>
-              </w:rPr>
-              <w:t>техники</w:t>
-            </w:r>
-            <w:proofErr w:type="spellEnd"/>
-            <w:r>
-              <w:rPr>
-                <w:bCs/>
-                <w:color w:val="000000"/>
-                <w:lang w:eastAsia="ru-RU" w:bidi="ru-RU"/>
-              </w:rPr>
-              <w:t xml:space="preserve"> </w:t>
-            </w:r>
-            <w:proofErr w:type="spellStart"/>
-            <w:r>
-              <w:rPr>
-                <w:bCs/>
-                <w:color w:val="000000"/>
-                <w:lang w:eastAsia="ru-RU" w:bidi="ru-RU"/>
-              </w:rPr>
-              <w:t>безопасности</w:t>
-            </w:r>
-            <w:proofErr w:type="spellEnd"/>
-            <w:r>
-              <w:rPr>
-                <w:bCs/>
-                <w:color w:val="000000"/>
-                <w:lang w:eastAsia="ru-RU" w:bidi="ru-RU"/>
-              </w:rPr>
-              <w:t xml:space="preserve"> </w:t>
-            </w:r>
-            <w:proofErr w:type="spellStart"/>
-            <w:r>
-              <w:rPr>
-                <w:bCs/>
-                <w:color w:val="000000"/>
-                <w:lang w:eastAsia="ru-RU" w:bidi="ru-RU"/>
-              </w:rPr>
-              <w:t>при</w:t>
-            </w:r>
-            <w:proofErr w:type="spellEnd"/>
-            <w:r>
-              <w:rPr>
-                <w:bCs/>
-                <w:color w:val="000000"/>
-                <w:lang w:eastAsia="ru-RU" w:bidi="ru-RU"/>
-              </w:rPr>
-              <w:t xml:space="preserve"> </w:t>
-            </w:r>
-            <w:proofErr w:type="spellStart"/>
-            <w:r>
-              <w:rPr>
-                <w:bCs/>
-                <w:color w:val="000000"/>
-                <w:lang w:eastAsia="ru-RU" w:bidi="ru-RU"/>
-              </w:rPr>
-              <w:t>работе</w:t>
-            </w:r>
-            <w:proofErr w:type="spellEnd"/>
-            <w:r>
-              <w:rPr>
-                <w:bCs/>
-                <w:color w:val="000000"/>
-                <w:lang w:eastAsia="ru-RU" w:bidi="ru-RU"/>
-              </w:rPr>
-              <w:t xml:space="preserve"> </w:t>
-            </w:r>
-            <w:proofErr w:type="spellStart"/>
-            <w:r>
-              <w:rPr>
-                <w:bCs/>
-                <w:color w:val="000000"/>
-                <w:lang w:eastAsia="ru-RU" w:bidi="ru-RU"/>
-              </w:rPr>
-              <w:t>за</w:t>
-            </w:r>
-            <w:proofErr w:type="spellEnd"/>
-            <w:r>
-              <w:rPr>
-                <w:bCs/>
-                <w:color w:val="000000"/>
-                <w:lang w:eastAsia="ru-RU" w:bidi="ru-RU"/>
-              </w:rPr>
-              <w:t xml:space="preserve"> ПК</w:t>
+              <w:t>Соблюдение техники безопасности при работе за ПК</w:t>
             </w:r>
           </w:p>
         </w:tc>
@@ -2820,77 +2642,13 @@
               </w:rPr>
               <w:t xml:space="preserve">Общие сведения об организации (предприятии). </w:t>
             </w:r>
-            <w:proofErr w:type="spellStart"/>
             <w:r>
               <w:rPr>
                 <w:bCs/>
                 <w:color w:val="000000"/>
                 <w:lang w:eastAsia="ru-RU" w:bidi="ru-RU"/>
               </w:rPr>
-              <w:t>Организационная</w:t>
-            </w:r>
-            <w:proofErr w:type="spellEnd"/>
-            <w:r>
-              <w:rPr>
-                <w:bCs/>
-                <w:color w:val="000000"/>
-                <w:lang w:eastAsia="ru-RU" w:bidi="ru-RU"/>
-              </w:rPr>
-              <w:t xml:space="preserve"> </w:t>
-            </w:r>
-            <w:proofErr w:type="spellStart"/>
-            <w:r>
-              <w:rPr>
-                <w:bCs/>
-                <w:color w:val="000000"/>
-                <w:lang w:eastAsia="ru-RU" w:bidi="ru-RU"/>
-              </w:rPr>
-              <w:t>структура</w:t>
-            </w:r>
-            <w:proofErr w:type="spellEnd"/>
-            <w:r>
-              <w:rPr>
-                <w:bCs/>
-                <w:color w:val="000000"/>
-                <w:lang w:eastAsia="ru-RU" w:bidi="ru-RU"/>
-              </w:rPr>
-              <w:t xml:space="preserve"> </w:t>
-            </w:r>
-            <w:proofErr w:type="spellStart"/>
-            <w:r>
-              <w:rPr>
-                <w:bCs/>
-                <w:color w:val="000000"/>
-                <w:lang w:eastAsia="ru-RU" w:bidi="ru-RU"/>
-              </w:rPr>
-              <w:t>организации</w:t>
-            </w:r>
-            <w:proofErr w:type="spellEnd"/>
-            <w:r>
-              <w:rPr>
-                <w:bCs/>
-                <w:color w:val="000000"/>
-                <w:lang w:eastAsia="ru-RU" w:bidi="ru-RU"/>
-              </w:rPr>
-              <w:t xml:space="preserve"> (</w:t>
-            </w:r>
-            <w:proofErr w:type="spellStart"/>
-            <w:r>
-              <w:rPr>
-                <w:bCs/>
-                <w:color w:val="000000"/>
-                <w:lang w:eastAsia="ru-RU" w:bidi="ru-RU"/>
-              </w:rPr>
-              <w:t>предприятия</w:t>
-            </w:r>
-            <w:proofErr w:type="spellEnd"/>
-            <w:r>
-              <w:rPr>
-                <w:bCs/>
-                <w:color w:val="000000"/>
-                <w:lang w:eastAsia="ru-RU" w:bidi="ru-RU"/>
-              </w:rPr>
-              <w:t>)</w:t>
+              <w:t>Организационная структура организации (предприятия)</w:t>
             </w:r>
             <w:r>
               <w:rPr>
@@ -3078,27 +2836,9 @@
               </w:rPr>
               <w:t xml:space="preserve">Проектирование схемы базы данных. Компьютерная реализация схемы. </w:t>
             </w:r>
-            <w:proofErr w:type="spellStart"/>
-            <w:r>
-              <w:t>Проектирование</w:t>
-            </w:r>
-            <w:proofErr w:type="spellEnd"/>
-            <w:r>
-              <w:t xml:space="preserve"> </w:t>
-            </w:r>
-            <w:proofErr w:type="spellStart"/>
-            <w:r>
-              <w:t>интерфейса</w:t>
-            </w:r>
-            <w:proofErr w:type="spellEnd"/>
-            <w:r>
-              <w:t xml:space="preserve"> </w:t>
-            </w:r>
-            <w:proofErr w:type="spellStart"/>
-            <w:r>
-              <w:t>пользователя</w:t>
-            </w:r>
-            <w:proofErr w:type="spellEnd"/>
+            <w:r>
+              <w:t>Проектирование интерфейса пользователя</w:t>
+            </w:r>
           </w:p>
         </w:tc>
       </w:tr>
@@ -3544,9 +3284,6 @@
         <w:t>20</w:t>
       </w:r>
       <w:r>
-        <w:rPr>
-          <w:lang w:val="en-US"/>
-        </w:rPr>
         <w:t>26</w:t>
       </w:r>
       <w:r>
@@ -3798,29 +3535,7 @@
           <w:szCs w:val="28"/>
           <w:u w:val="single"/>
         </w:rPr>
-        <w:t>09.02.07</w:t>
-      </w:r>
-      <w:proofErr w:type="gramStart"/>
-      <w:r>
-        <w:rPr>
-          <w:i/>
-          <w:iCs/>
-          <w:sz w:val="28"/>
-          <w:szCs w:val="28"/>
-          <w:u w:val="single"/>
-        </w:rPr>
-        <w:t xml:space="preserve">   «</w:t>
-      </w:r>
-      <w:proofErr w:type="gramEnd"/>
-      <w:r>
-        <w:rPr>
-          <w:i/>
-          <w:iCs/>
-          <w:sz w:val="28"/>
-          <w:szCs w:val="28"/>
-          <w:u w:val="single"/>
-        </w:rPr>
-        <w:t>Информационные системы и программирование»</w:t>
+        <w:t>09.02.07   «Информационные системы и программирование»</w:t>
       </w:r>
       <w:r>
         <w:rPr>
@@ -4161,7 +3876,6 @@
         </w:rPr>
         <w:t xml:space="preserve"> </w:t>
       </w:r>
-      <w:proofErr w:type="gramStart"/>
       <w:r>
         <w:rPr>
           <w:sz w:val="28"/>
@@ -4191,14 +3905,7 @@
         <w:rPr>
           <w:sz w:val="28"/>
         </w:rPr>
-        <w:t>26</w:t>
-      </w:r>
-      <w:proofErr w:type="gramEnd"/>
-      <w:r>
-        <w:rPr>
-          <w:sz w:val="28"/>
-        </w:rPr>
-        <w:t>г.</w:t>
+        <w:t>26г.</w:t>
       </w:r>
       <w:r>
         <w:rPr>
@@ -4234,7 +3941,6 @@
         </w:rPr>
         <w:t>«</w:t>
       </w:r>
-      <w:proofErr w:type="gramStart"/>
       <w:r>
         <w:rPr>
           <w:sz w:val="28"/>
@@ -4262,7 +3968,6 @@
         </w:rPr>
         <w:t>апреля</w:t>
       </w:r>
-      <w:proofErr w:type="gramEnd"/>
       <w:r>
         <w:rPr>
           <w:spacing w:val="-10"/>
@@ -6622,14 +6327,6 @@
     </w:p>
     <w:p>
       <w:pPr>
-        <w:pStyle w:val="a3"/>
-        <w:rPr>
-          <w:sz w:val="20"/>
-        </w:rPr>
-      </w:pPr>
-    </w:p>
-    <w:p>
-      <w:pPr>
         <w:spacing w:before="138"/>
         <w:ind w:left="281"/>
         <w:jc w:val="center"/>
@@ -6642,6 +6339,7 @@
           <w:spacing w:val="-2"/>
           <w:sz w:val="28"/>
         </w:rPr>
+        <w:lastRenderedPageBreak/>
         <w:t>ДНЕВНИК</w:t>
       </w:r>
     </w:p>
@@ -6693,7 +6391,6 @@
                 <w:sz w:val="24"/>
               </w:rPr>
             </w:pPr>
-            <w:proofErr w:type="spellStart"/>
             <w:r>
               <w:rPr>
                 <w:spacing w:val="-4"/>
@@ -6701,7 +6398,6 @@
               </w:rPr>
               <w:t>Дата</w:t>
             </w:r>
-            <w:proofErr w:type="spellEnd"/>
           </w:p>
         </w:tc>
         <w:tc>
@@ -6940,14 +6636,12 @@
                 <w:sz w:val="24"/>
               </w:rPr>
             </w:pPr>
-            <w:proofErr w:type="spellStart"/>
             <w:r>
               <w:rPr>
                 <w:sz w:val="24"/>
               </w:rPr>
               <w:t>Наименование</w:t>
             </w:r>
-            <w:proofErr w:type="spellEnd"/>
             <w:r>
               <w:rPr>
                 <w:spacing w:val="-4"/>
@@ -6955,14 +6649,12 @@
               </w:rPr>
               <w:t xml:space="preserve"> </w:t>
             </w:r>
-            <w:proofErr w:type="spellStart"/>
             <w:r>
               <w:rPr>
                 <w:sz w:val="24"/>
               </w:rPr>
               <w:t>базы</w:t>
             </w:r>
-            <w:proofErr w:type="spellEnd"/>
             <w:r>
               <w:rPr>
                 <w:spacing w:val="-3"/>
@@ -6970,7 +6662,6 @@
               </w:rPr>
               <w:t xml:space="preserve"> </w:t>
             </w:r>
-            <w:proofErr w:type="spellStart"/>
             <w:r>
               <w:rPr>
                 <w:spacing w:val="-2"/>
@@ -6978,7 +6669,6 @@
               </w:rPr>
               <w:t>практики</w:t>
             </w:r>
-            <w:proofErr w:type="spellEnd"/>
           </w:p>
         </w:tc>
         <w:tc>
@@ -7523,21 +7213,7 @@
               <w:rPr>
                 <w:lang w:val="ru-RU"/>
               </w:rPr>
-              <w:t xml:space="preserve">Разработка постановки задачи. Разработка инфологической и </w:t>
-            </w:r>
-            <w:proofErr w:type="spellStart"/>
-            <w:r>
-              <w:rPr>
-                <w:lang w:val="ru-RU"/>
-              </w:rPr>
-              <w:t>датологической</w:t>
-            </w:r>
-            <w:proofErr w:type="spellEnd"/>
-            <w:r>
-              <w:rPr>
-                <w:lang w:val="ru-RU"/>
-              </w:rPr>
-              <w:t xml:space="preserve"> модели и их описание</w:t>
+              <w:t>Разработка постановки задачи. Разработка инфологической и датологической модели и их описание</w:t>
             </w:r>
           </w:p>
         </w:tc>
@@ -8170,35 +7846,9 @@
               </w:rPr>
               <w:t>П</w:t>
             </w:r>
-            <w:proofErr w:type="spellStart"/>
-            <w:r>
-              <w:t>роектирование</w:t>
-            </w:r>
-            <w:proofErr w:type="spellEnd"/>
-            <w:r>
-              <w:t xml:space="preserve"> </w:t>
-            </w:r>
-            <w:proofErr w:type="spellStart"/>
-            <w:r>
-              <w:t>схемы</w:t>
-            </w:r>
-            <w:proofErr w:type="spellEnd"/>
-            <w:r>
-              <w:t xml:space="preserve"> </w:t>
-            </w:r>
-            <w:proofErr w:type="spellStart"/>
-            <w:r>
-              <w:t>базы</w:t>
-            </w:r>
-            <w:proofErr w:type="spellEnd"/>
-            <w:r>
-              <w:t xml:space="preserve"> </w:t>
-            </w:r>
-            <w:proofErr w:type="spellStart"/>
-            <w:r>
-              <w:t>данных</w:t>
-            </w:r>
-            <w:proofErr w:type="spellEnd"/>
+            <w:r>
+              <w:t>роектирование схемы базы данных</w:t>
+            </w:r>
           </w:p>
         </w:tc>
         <w:tc>
@@ -8245,27 +7895,9 @@
             <w:pPr>
               <w:pStyle w:val="TableParagraph"/>
             </w:pPr>
-            <w:proofErr w:type="spellStart"/>
-            <w:r>
-              <w:t>Компьютерная</w:t>
-            </w:r>
-            <w:proofErr w:type="spellEnd"/>
-            <w:r>
-              <w:t xml:space="preserve"> </w:t>
-            </w:r>
-            <w:proofErr w:type="spellStart"/>
-            <w:r>
-              <w:t>реализация</w:t>
-            </w:r>
-            <w:proofErr w:type="spellEnd"/>
-            <w:r>
-              <w:t xml:space="preserve"> </w:t>
-            </w:r>
-            <w:proofErr w:type="spellStart"/>
-            <w:r>
-              <w:t>схемы</w:t>
-            </w:r>
-            <w:proofErr w:type="spellEnd"/>
+            <w:r>
+              <w:t>Компьютерная реализация схемы</w:t>
+            </w:r>
           </w:p>
         </w:tc>
         <w:tc>
@@ -8314,27 +7946,9 @@
               </w:rPr>
               <w:t>П</w:t>
             </w:r>
-            <w:proofErr w:type="spellStart"/>
-            <w:r>
-              <w:t>роектирование</w:t>
-            </w:r>
-            <w:proofErr w:type="spellEnd"/>
-            <w:r>
-              <w:t xml:space="preserve"> </w:t>
-            </w:r>
-            <w:proofErr w:type="spellStart"/>
-            <w:r>
-              <w:t>интерфейса</w:t>
-            </w:r>
-            <w:proofErr w:type="spellEnd"/>
-            <w:r>
-              <w:t xml:space="preserve"> </w:t>
-            </w:r>
-            <w:proofErr w:type="spellStart"/>
-            <w:r>
-              <w:t>пользователя</w:t>
-            </w:r>
-            <w:proofErr w:type="spellEnd"/>
+            <w:r>
+              <w:t>роектирование интерфейса пользователя</w:t>
+            </w:r>
           </w:p>
         </w:tc>
         <w:tc>
@@ -8434,38 +8048,18 @@
               </w:rPr>
               <w:t>Р</w:t>
             </w:r>
-            <w:proofErr w:type="spellStart"/>
-            <w:r>
-              <w:t>азработка</w:t>
-            </w:r>
-            <w:proofErr w:type="spellEnd"/>
-            <w:r>
-              <w:t xml:space="preserve"> </w:t>
-            </w:r>
-            <w:proofErr w:type="spellStart"/>
-            <w:r>
-              <w:t>необходимых</w:t>
-            </w:r>
-            <w:proofErr w:type="spellEnd"/>
-            <w:r>
-              <w:t xml:space="preserve"> </w:t>
-            </w:r>
-            <w:proofErr w:type="spellStart"/>
-            <w:r>
-              <w:t>пользователю</w:t>
-            </w:r>
-            <w:proofErr w:type="spellEnd"/>
+            <w:r>
+              <w:t>азработка необходимых пользователю</w:t>
+            </w:r>
             <w:r>
               <w:rPr>
                 <w:lang w:val="ru-RU"/>
               </w:rPr>
               <w:t xml:space="preserve"> о</w:t>
             </w:r>
-            <w:proofErr w:type="spellStart"/>
             <w:r>
               <w:t>тчетов</w:t>
             </w:r>
-            <w:proofErr w:type="spellEnd"/>
           </w:p>
         </w:tc>
         <w:tc>
@@ -8680,13 +8274,8 @@
               <w:t>Тестирование программных</w:t>
             </w:r>
             <w:r>
-              <w:t xml:space="preserve"> </w:t>
-            </w:r>
-            <w:proofErr w:type="spellStart"/>
-            <w:r>
-              <w:t>модулей</w:t>
-            </w:r>
-            <w:proofErr w:type="spellEnd"/>
+              <w:t xml:space="preserve"> модулей</w:t>
+            </w:r>
           </w:p>
         </w:tc>
         <w:tc>
@@ -8729,35 +8318,9 @@
             <w:pPr>
               <w:pStyle w:val="TableParagraph"/>
             </w:pPr>
-            <w:proofErr w:type="spellStart"/>
-            <w:r>
-              <w:t>Оценка</w:t>
-            </w:r>
-            <w:proofErr w:type="spellEnd"/>
-            <w:r>
-              <w:t xml:space="preserve"> </w:t>
-            </w:r>
-            <w:proofErr w:type="spellStart"/>
-            <w:r>
-              <w:t>качества</w:t>
-            </w:r>
-            <w:proofErr w:type="spellEnd"/>
-            <w:r>
-              <w:t xml:space="preserve"> </w:t>
-            </w:r>
-            <w:proofErr w:type="spellStart"/>
-            <w:r>
-              <w:t>программного</w:t>
-            </w:r>
-            <w:proofErr w:type="spellEnd"/>
-            <w:r>
-              <w:t xml:space="preserve"> </w:t>
-            </w:r>
-            <w:proofErr w:type="spellStart"/>
-            <w:r>
-              <w:t>продукта</w:t>
-            </w:r>
-            <w:proofErr w:type="spellEnd"/>
+            <w:r>
+              <w:t>Оценка качества программного продукта</w:t>
+            </w:r>
           </w:p>
         </w:tc>
         <w:tc>
@@ -8793,19 +8356,11 @@
                 <w:sz w:val="24"/>
               </w:rPr>
             </w:pPr>
-            <w:proofErr w:type="spellStart"/>
-            <w:r>
-              <w:rPr>
-                <w:sz w:val="24"/>
-              </w:rPr>
-              <w:t>Итого</w:t>
-            </w:r>
-            <w:proofErr w:type="spellEnd"/>
-            <w:r>
-              <w:rPr>
-                <w:sz w:val="24"/>
-              </w:rPr>
-              <w:t>,</w:t>
+            <w:r>
+              <w:rPr>
+                <w:sz w:val="24"/>
+              </w:rPr>
+              <w:t>Итого,</w:t>
             </w:r>
             <w:r>
               <w:rPr>
@@ -8814,21 +8369,12 @@
               </w:rPr>
               <w:t xml:space="preserve"> </w:t>
             </w:r>
-            <w:proofErr w:type="spellStart"/>
             <w:r>
               <w:rPr>
                 <w:spacing w:val="-4"/>
                 <w:sz w:val="24"/>
               </w:rPr>
-              <w:t>час</w:t>
-            </w:r>
-            <w:proofErr w:type="spellEnd"/>
-            <w:r>
-              <w:rPr>
-                <w:spacing w:val="-4"/>
-                <w:sz w:val="24"/>
-              </w:rPr>
-              <w:t>.</w:t>
+              <w:t>час.</w:t>
             </w:r>
           </w:p>
         </w:tc>
@@ -9382,21 +8928,7 @@
         <w:rPr>
           <w:sz w:val="28"/>
         </w:rPr>
-        <w:t>обучающийся(</w:t>
-      </w:r>
-      <w:proofErr w:type="spellStart"/>
-      <w:r>
-        <w:rPr>
-          <w:sz w:val="28"/>
-        </w:rPr>
-        <w:t>аяся</w:t>
-      </w:r>
-      <w:proofErr w:type="spellEnd"/>
-      <w:r>
-        <w:rPr>
-          <w:sz w:val="28"/>
-        </w:rPr>
-        <w:t>)</w:t>
+        <w:t>обучающийся(аяся)</w:t>
       </w:r>
       <w:r>
         <w:rPr>
@@ -9807,7 +9339,6 @@
         </w:rPr>
         <w:t>«</w:t>
       </w:r>
-      <w:proofErr w:type="gramStart"/>
       <w:r>
         <w:rPr>
           <w:sz w:val="28"/>
@@ -9863,7 +9394,6 @@
         </w:rPr>
         <w:tab/>
       </w:r>
-      <w:proofErr w:type="gramEnd"/>
       <w:r>
         <w:rPr>
           <w:spacing w:val="-5"/>
@@ -9918,7 +9448,6 @@
         </w:rPr>
         <w:t>«</w:t>
       </w:r>
-      <w:proofErr w:type="gramStart"/>
       <w:r>
         <w:rPr>
           <w:sz w:val="28"/>
@@ -9974,7 +9503,6 @@
         </w:rPr>
         <w:tab/>
       </w:r>
-      <w:proofErr w:type="gramEnd"/>
       <w:r>
         <w:rPr>
           <w:spacing w:val="-5"/>
@@ -10235,7 +9763,6 @@
       <w:pPr>
         <w:ind w:left="2733"/>
       </w:pPr>
-      <w:proofErr w:type="gramStart"/>
       <w:r>
         <w:t>(</w:t>
       </w:r>
@@ -10248,7 +9775,6 @@
       <w:r>
         <w:t>наименование</w:t>
       </w:r>
-      <w:proofErr w:type="gramEnd"/>
       <w:r>
         <w:rPr>
           <w:spacing w:val="-6"/>
@@ -10326,47 +9852,20 @@
                 <w:sz w:val="28"/>
               </w:rPr>
             </w:pPr>
-            <w:proofErr w:type="spellStart"/>
             <w:r>
               <w:rPr>
                 <w:spacing w:val="-4"/>
                 <w:sz w:val="28"/>
               </w:rPr>
-              <w:t>Код</w:t>
-            </w:r>
-            <w:proofErr w:type="spellEnd"/>
-            <w:r>
-              <w:rPr>
-                <w:spacing w:val="-4"/>
-                <w:sz w:val="28"/>
-              </w:rPr>
-              <w:t xml:space="preserve"> </w:t>
-            </w:r>
-            <w:proofErr w:type="spellStart"/>
+              <w:t xml:space="preserve">Код </w:t>
+            </w:r>
             <w:r>
               <w:rPr>
                 <w:spacing w:val="-2"/>
                 <w:sz w:val="28"/>
               </w:rPr>
-              <w:t>компет</w:t>
-            </w:r>
-            <w:proofErr w:type="spellEnd"/>
-            <w:r>
-              <w:rPr>
-                <w:spacing w:val="-2"/>
-                <w:sz w:val="28"/>
-              </w:rPr>
-              <w:t xml:space="preserve"> </w:t>
-            </w:r>
-            <w:proofErr w:type="spellStart"/>
-            <w:r>
-              <w:rPr>
-                <w:spacing w:val="-2"/>
-                <w:sz w:val="28"/>
-              </w:rPr>
-              <w:t>енции</w:t>
-            </w:r>
-            <w:proofErr w:type="spellEnd"/>
+              <w:t>компет енции</w:t>
+            </w:r>
           </w:p>
         </w:tc>
         <w:tc>
